--- a/livrables/lecons/psychopathologie/2026-10-12_lecon-psychopathologie_20_bilan-synthese-parcours.docx
+++ b/livrables/lecons/psychopathologie/2026-10-12_lecon-psychopathologie_20_bilan-synthese-parcours.docx
@@ -650,7 +650,18 @@
           <w:sz w:val="22"/>
           <w:szCs w:val="22"/>
         </w:rPr>
-        <w:t xml:space="preserve">• Les troubles du spectre de la schizophrénie autres que la schizophrénie elle-même (trouble schizo-affectif, trouble délirant)</w:t>
+        <w:t xml:space="preserve">• [retiré le 12/10/2026] Le trouble schizo-affectif et le trouble délirant figuraient ici à tort : la leçon 7 les traite.</w:t>
+      </w:r>
+      <w:r>
+        <w:rPr>
+          <w:rFonts w:ascii="Times New Roman" w:cs="Times New Roman" w:eastAsia="Times New Roman" w:hAnsi="Times New Roman"/>
+          <w:i/>
+          <w:iCs/>
+          <w:color w:val="6B7280"/>
+          <w:sz w:val="18"/>
+          <w:szCs w:val="18"/>
+        </w:rPr>
+        <w:t xml:space="preserve">   [Corrigé le 12/10/2026 : cet item figurait parmi les thèmes « non traités ou effleurés seulement ». La leçon 7 les annonce dans ses objectifs — « différencier les principaux troubles du spectre psychotique (schizophrénie, trouble délirant, psychose brève, trouble schizoaffectif) » —, leur consacre deux lignes de son tableau comparatif de théorie (durée, symptômes, fonctionnement) et son exercice 2 tout entier, corrigé compris. Le bilan sous-estimait son propre parcours.]</w:t>
       </w:r>
     </w:p>
     <w:p>
@@ -4672,7 +4683,7 @@
           <w:sz w:val="22"/>
           <w:szCs w:val="22"/>
         </w:rPr>
-        <w:t xml:space="preserve">Sources mobilisées pour ce bilan — toutes testées le 12 octobre 2026 (HTTP 200) :</w:t>
+        <w:t xml:space="preserve">Sources mobilisées pour ce bilan — toutes testées le 12 octobre 2026 (HTTP 200 — un code 200 ne garantit pas que la page servie soit celle de l'adresse demandée : voir la réserve de la ligne Actif-Online) :</w:t>
       </w:r>
     </w:p>
     <w:p>
@@ -4732,7 +4743,18 @@
           <w:sz w:val="22"/>
           <w:szCs w:val="22"/>
         </w:rPr>
-        <w:t xml:space="preserve"> — Page hub : soins, pair-aidance, accompagnement médico-social, médicaments. Information fiable et accessible.</w:t>
+        <w:t xml:space="preserve"> — page d'orientation. ⚠️ En lecture automatisée elle ne rend que son arborescence (soins, pair-aidance, accompagnement médico-social, médicaments) : son contenu propre est chargé en JavaScript et doit être lu dans un navigateur. Aucune affirmation de cette leçon ne s'y appuie.</w:t>
+      </w:r>
+      <w:r>
+        <w:rPr>
+          <w:rFonts w:ascii="Times New Roman" w:cs="Times New Roman" w:eastAsia="Times New Roman" w:hAnsi="Times New Roman"/>
+          <w:i/>
+          <w:iCs/>
+          <w:color w:val="6B7280"/>
+          <w:sz w:val="18"/>
+          <w:szCs w:val="18"/>
+        </w:rPr>
+        <w:t xml:space="preserve">   [Corrigé le 12/10/2026 : la description « Page hub : soins, pair-aidance, accompagnement médico-social, médicaments » reprenait les intitulés du MENU du site, seuls éléments que la page rende hors navigateur — 7 513 caractères utiles, dont zéro occurrence de « symptômes ». L'ajout « Information fiable et accessible » portait sur un contenu non lu.]</w:t>
       </w:r>
     </w:p>
     <w:p>
@@ -4758,7 +4780,7 @@
           <w:sz w:val="22"/>
           <w:szCs w:val="22"/>
         </w:rPr>
-        <w:t xml:space="preserve"> — Portail de référence : troubles, droits, stigmatisation. Information grand public fiable et indépendante.</w:t>
+        <w:t xml:space="preserve"> — portail d'entrée. ⚠️ Même réserve : en lecture automatisée, les rubriques citées (troubles, droits, stigmatisation) sont des entrées de menu, non du contenu lu.</w:t>
       </w:r>
     </w:p>
     <w:p>
@@ -4912,7 +4934,7 @@
             <w:szCs w:val="22"/>
             <w:u w:val="single"/>
           </w:rPr>
-          <w:t xml:space="preserve">Actif-Online — Pathologies psychiatriques et approche psychopathologique des troubles associés en ESSMS (2025)</w:t>
+          <w:t xml:space="preserve">Actif-Online — catalogue de formations du secteur social et médico-social (page d'accueil)</w:t>
         </w:r>
       </w:hyperlink>
       <w:r>
@@ -4922,7 +4944,18 @@
           <w:sz w:val="22"/>
           <w:szCs w:val="22"/>
         </w:rPr>
-        <w:t xml:space="preserve"> — Formation intra pour professionnels du médico-social. Public : tout professionnel ESSMS, sans prérequis. Rang 3 — ne fonde pas les affirmations cliniques du cours, cité comme ressource de formation.</w:t>
+        <w:t xml:space="preserve"> — ⚠️ L'adresse de la formation sur les pathologies psychiatriques et l'approche psychopathologique des troubles associés en ESSMS ne mène plus à cette formation : le lien pointe désormais la page d'accueil du catalogue. Rang 3 — ne fonde pas les affirmations cliniques du cours, cité comme ressource de formation.</w:t>
+      </w:r>
+      <w:r>
+        <w:rPr>
+          <w:rFonts w:ascii="Times New Roman" w:cs="Times New Roman" w:eastAsia="Times New Roman" w:hAnsi="Times New Roman"/>
+          <w:i/>
+          <w:iCs/>
+          <w:color w:val="6B7280"/>
+          <w:sz w:val="18"/>
+          <w:szCs w:val="18"/>
+        </w:rPr>
+        <w:t xml:space="preserve">   [Corrigé le 12/10/2026 : la version du 12/10/2026 liait actif-online.com/formations/…/pathologies-psychiatriques-et-approche-psychopathologique-des-troubles-associes-en-essms et en tirait trois précisions. L'adresse répond HTTP 200 mais sert une page de repli : son titre et son h1 sont « Formations Évaluation - Qualité - 2022 », et toute adresse sous /formations/ rend le même document de 55 121 octets. Le titre de la formation y compte zéro occurrence, « prérequis » zéro, et le millésime « (2025) » venait du chemin de l'URL. A6 ne voit que 404/410 et lit un 200 ; l'alarme de façade de A5 ne se déclenche que sous 3 000 caractères utiles, et cette page en rend 6 320 parce qu'un repli de ce site embarque tout le menu.]</w:t>
       </w:r>
     </w:p>
     <w:p>
@@ -5004,7 +5037,18 @@
           <w:sz w:val="22"/>
           <w:szCs w:val="22"/>
         </w:rPr>
-        <w:t xml:space="preserve">• Troubles somatoformes : CIM-11, chapitre « Trouble à symptomatologie somatique »</w:t>
+        <w:t xml:space="preserve">• Troubles somatoformes : Merck Manual, section Psychiatrie, rubrique « Trouble à symptomatologie somatique » ; pour la CIM-11, le chapitre correspondant doit être cherché dans le navigateur de l'OMS, dont la page n'est pas lisible par cet outil</w:t>
+      </w:r>
+      <w:r>
+        <w:rPr>
+          <w:rFonts w:ascii="Times New Roman" w:cs="Times New Roman" w:eastAsia="Times New Roman" w:hAnsi="Times New Roman"/>
+          <w:i/>
+          <w:iCs/>
+          <w:color w:val="6B7280"/>
+          <w:sz w:val="18"/>
+          <w:szCs w:val="18"/>
+        </w:rPr>
+        <w:t xml:space="preserve">   [Corrigé le 12/10/2026 : la version du 12/10/2026 écrivait « CIM-11, chapitre « Trouble à symptomatologie somatique » ». Cette expression est l'intitulé d'une section du Merck Manual, page listée ci-dessus où elle figure mot pour mot ; elle est absente de la page CIM-11, qui ne rend que 556 caractères utiles pour 20 887 octets et ne porte aucun nom de chapitre. La leçon prêtait donc à une classification qu'elle déclare illisible un libellé lu ailleurs.]</w:t>
       </w:r>
     </w:p>
     <w:p>
@@ -5168,6 +5212,106 @@
           <w:szCs w:val="22"/>
         </w:rPr>
         <w:t xml:space="preserve">Ce parcours a été conçu pour ton apprentissage personnel, pas pour remplacer une formation clinique professionnelle. Les repères qu'il apporte éclairent la pratique éducative — ils ne dispensent pas du recours au clinicien.</w:t>
+      </w:r>
+    </w:p>
+    <w:p>
+      <w:pPr>
+        <w:spacing w:before="360" w:after="120"/>
+      </w:pPr>
+      <w:r>
+        <w:rPr>
+          <w:rFonts w:ascii="Times New Roman" w:cs="Times New Roman" w:eastAsia="Times New Roman" w:hAnsi="Times New Roman"/>
+          <w:b/>
+          <w:bCs/>
+          <w:color w:val="1F2937"/>
+          <w:sz w:val="26"/>
+          <w:szCs w:val="26"/>
+        </w:rPr>
+        <w:t xml:space="preserve">📝 Journal des corrections</w:t>
+      </w:r>
+    </w:p>
+    <w:p>
+      <w:pPr>
+        <w:spacing w:after="80"/>
+      </w:pPr>
+      <w:r>
+        <w:rPr>
+          <w:rFonts w:ascii="Times New Roman" w:cs="Times New Roman" w:eastAsia="Times New Roman" w:hAnsi="Times New Roman"/>
+          <w:color w:val="1F2937"/>
+          <w:sz w:val="22"/>
+          <w:szCs w:val="22"/>
+        </w:rPr>
+        <w:t xml:space="preserve">Corrections apportées le 12/10/2026 après réouverture des sept adresses listées avec un agent de navigateur et comparaison du titre servi au titre annoncé. Les libellés d'origine sont conservés ci-dessous.</w:t>
+      </w:r>
+    </w:p>
+    <w:p>
+      <w:pPr>
+        <w:spacing w:after="80"/>
+      </w:pPr>
+      <w:r>
+        <w:rPr>
+          <w:rFonts w:ascii="Times New Roman" w:cs="Times New Roman" w:eastAsia="Times New Roman" w:hAnsi="Times New Roman"/>
+          <w:color w:val="1F2937"/>
+          <w:sz w:val="20"/>
+          <w:szCs w:val="20"/>
+        </w:rPr>
+        <w:t xml:space="preserve">• Théorie, § 5 « Ce que ce parcours n'a pas couvert » — le trouble schizo-affectif et le trouble délirant étaient donnés pour non traités ; la leçon 7 les traite en théorie et en exercice. Les cinq autres manques annoncés sont réels (zéro occurrence dans les vingt leçons).</w:t>
+      </w:r>
+    </w:p>
+    <w:p>
+      <w:pPr>
+        <w:spacing w:after="80"/>
+      </w:pPr>
+      <w:r>
+        <w:rPr>
+          <w:rFonts w:ascii="Times New Roman" w:cs="Times New Roman" w:eastAsia="Times New Roman" w:hAnsi="Times New Roman"/>
+          <w:color w:val="1F2937"/>
+          <w:sz w:val="20"/>
+          <w:szCs w:val="20"/>
+        </w:rPr>
+        <w:t xml:space="preserve">• Ressources — « CIM-11, chapitre « Trouble à symptomatologie somatique » » : libellé du Merck Manual, absent de la page CIM-11, que la leçon déclare elle-même illisible.</w:t>
+      </w:r>
+    </w:p>
+    <w:p>
+      <w:pPr>
+        <w:spacing w:after="80"/>
+      </w:pPr>
+      <w:r>
+        <w:rPr>
+          <w:rFonts w:ascii="Times New Roman" w:cs="Times New Roman" w:eastAsia="Times New Roman" w:hAnsi="Times New Roman"/>
+          <w:color w:val="1F2937"/>
+          <w:sz w:val="20"/>
+          <w:szCs w:val="20"/>
+        </w:rPr>
+        <w:t xml:space="preserve">• Ressources — les deux lignes Psycom décrivaient l'arborescence du site comme son contenu, et y ajoutaient un jugement de fiabilité sur un texte non lu.</w:t>
+      </w:r>
+    </w:p>
+    <w:p>
+      <w:pPr>
+        <w:spacing w:after="80"/>
+      </w:pPr>
+      <w:r>
+        <w:rPr>
+          <w:rFonts w:ascii="Times New Roman" w:cs="Times New Roman" w:eastAsia="Times New Roman" w:hAnsi="Times New Roman"/>
+          <w:color w:val="1F2937"/>
+          <w:sz w:val="20"/>
+          <w:szCs w:val="20"/>
+        </w:rPr>
+        <w:t xml:space="preserve">• Ressources — la formation Actif-Online était liée par une adresse qui répond 200 en servant une page de repli intitulée « Formations Évaluation - Qualité - 2022 ». Le lien pointe désormais la page d'accueil du catalogue et les trois précisions non sourcées sont retirées.</w:t>
+      </w:r>
+    </w:p>
+    <w:p>
+      <w:pPr>
+        <w:spacing w:after="80"/>
+      </w:pPr>
+      <w:r>
+        <w:rPr>
+          <w:rFonts w:ascii="Times New Roman" w:cs="Times New Roman" w:eastAsia="Times New Roman" w:hAnsi="Times New Roman"/>
+          <w:color w:val="1F2937"/>
+          <w:sz w:val="20"/>
+          <w:szCs w:val="20"/>
+        </w:rPr>
+        <w:t xml:space="preserve">• Ressources — l'en-tête « toutes testées (HTTP 200) » porte désormais la réserve que ce code ne prouve pas la page servie. C'est la règle B3 des prompts de leçon, écrite pour has-sante.fr, et elle vaut pour tout domaine.</w:t>
       </w:r>
     </w:p>
     <w:sectPr>
